--- a/Entregable/Entregable 2/Envio-Profesores/1-Entregable-2-Consolidado.docx
+++ b/Entregable/Entregable 2/Envio-Profesores/1-Entregable-2-Consolidado.docx
@@ -548,7 +548,7 @@
                 <w:sz w:val="19"/>
                 <w:szCs w:val="19"/>
               </w:rPr>
-              <w:t xml:space="preserve">Santiago Javier Hernández — [legajo]</w:t>
+              <w:t xml:space="preserve">Santiago Javier Hernández — 64449</w:t>
             </w:r>
           </w:p>
         </w:tc>
